--- a/downloads/teacher/05 Materials/Unit 01/Slides/Slides 01.13 - Lab 2 Sheet Pan Nachos with a Label Discussion.docx
+++ b/downloads/teacher/05 Materials/Unit 01/Slides/Slides 01.13 - Lab 2 Sheet Pan Nachos with a Label Discussion.docx
@@ -320,7 +320,7 @@
         <w:pStyle w:val="BodyText"/>
       </w:pPr>
       <w:r>
-        <w:t xml:space="preserve">Notes: This is Sal’s flowchart from his May 2026 recipe sheet, rewritten for three stations of seven with the teacher at the oven.</w:t>
+        <w:t xml:space="preserve">Notes: This is my flowchart from my May 2026 recipe sheet, rewritten for three stations of seven with the teacher at the oven.</w:t>
       </w:r>
     </w:p>
     <w:p>
@@ -1036,15 +1036,6 @@
       </w:r>
       <w:r>
         <w:t xml:space="preserve">Notes: This slide is up as they walk in.</w:t>
-      </w:r>
-      <w:r>
-        <w:t xml:space="preserve"> </w:t>
-      </w:r>
-      <w:r>
-        <w:rPr>
-          <w:rStyle w:val="TeacherNote"/>
-        </w:rPr>
-        <w:t xml:space="preserve">[Sal: add any role reminder from the Day 1 exit lines here.]</w:t>
       </w:r>
     </w:p>
     <w:p>
